--- a/פעילות שבשבות/מפרט טכני.docx
+++ b/פעילות שבשבות/מפרט טכני.docx
@@ -17,11 +17,9 @@
         <w:pStyle w:val="Heading1"/>
         <w:jc w:val="right"/>
       </w:pPr>
-      <w:proofErr w:type="spellStart"/>
       <w:r>
         <w:t>ציוד</w:t>
       </w:r>
-      <w:proofErr w:type="spellEnd"/>
     </w:p>
     <w:p>
       <w:pPr>
@@ -704,6 +702,7 @@
       <w:r>
         <w:rPr>
           <w:rFonts w:cs="Arial"/>
+          <w:noProof/>
           <w:rtl/>
           <w:lang w:bidi="he-IL"/>
         </w:rPr>
@@ -760,6 +759,7 @@
       <w:r>
         <w:rPr>
           <w:rFonts w:cs="Arial"/>
+          <w:noProof/>
           <w:rtl/>
           <w:lang w:bidi="he-IL"/>
         </w:rPr>
@@ -814,6 +814,7 @@
       <w:r>
         <w:rPr>
           <w:rFonts w:cs="Arial"/>
+          <w:noProof/>
           <w:rtl/>
           <w:lang w:bidi="he-IL"/>
         </w:rPr>
@@ -964,6 +965,17 @@
           <w:lang w:bidi="he-IL"/>
         </w:rPr>
         <w:lastRenderedPageBreak/>
+        <w:t>0</w:t>
+      </w:r>
+      <w:r>
+        <w:rPr>
+          <w:rFonts w:hint="cs"/>
+          <w:b/>
+          <w:bCs/>
+          <w:u w:val="single"/>
+          <w:rtl/>
+          <w:lang w:bidi="he-IL"/>
+        </w:rPr>
         <w:t>1/12/2025</w:t>
       </w:r>
     </w:p>
